--- a/examples/before/sample.docx
+++ b/examples/before/sample.docx
@@ -13,6 +13,20 @@
               <w:t>河蚬 As 暴露</w:t>
             </w:r>
           </w:p>
+          <w:p>
+            <w:r>
+              <w:t>贝类</w:t>
+            </w:r>
+            <w:r>
+              <w:t> </w:t>
+            </w:r>
+            <w:r>
+              <w:t>As</w:t>
+            </w:r>
+            <w:r>
+              <w:t> 暴露</w:t>
+            </w:r>
+          </w:p>
         </w:tc>
       </w:tr>
     </w:tbl>
